--- a/Classwork_ALevel_20261009.docx
+++ b/Classwork_ALevel_20261009.docx
@@ -385,11 +385,19 @@
                 <w:rFonts w:hint="default"/>
               </w:rPr>
             </w:pPr>
+            <w:commentRangeStart w:id="0"/>
             <w:r>
               <w:rPr>
                 <w:rFonts w:hint="default"/>
               </w:rPr>
               <w:t xml:space="preserve">    def GetTrainIDNumber(self):</w:t>
+            </w:r>
+            <w:commentRangeEnd w:id="0"/>
+            <w:r>
+              <w:rPr>
+                <w:rStyle w:val="CommentReference"/>
+              </w:rPr>
+              <w:commentReference w:id="0"/>
             </w:r>
           </w:p>
           <w:p>
@@ -1163,11 +1171,19 @@
                 <w:rFonts w:hint="default"/>
               </w:rPr>
             </w:pPr>
+            <w:commentRangeStart w:id="1"/>
             <w:r>
               <w:rPr>
                 <w:rFonts w:hint="default"/>
               </w:rPr>
               <w:t xml:space="preserve">    def AddTrain(self,New):</w:t>
+            </w:r>
+            <w:commentRangeEnd w:id="1"/>
+            <w:r>
+              <w:rPr>
+                <w:rStyle w:val="CommentReference"/>
+              </w:rPr>
+              <w:commentReference w:id="1"/>
             </w:r>
           </w:p>
           <w:p>
@@ -1502,11 +1518,19 @@
                 <w:rFonts w:hint="default"/>
               </w:rPr>
             </w:pPr>
+            <w:commentRangeStart w:id="2"/>
             <w:r>
               <w:rPr>
                 <w:rFonts w:hint="default"/>
               </w:rPr>
               <w:t xml:space="preserve">    def GetTrains(self):</w:t>
+            </w:r>
+            <w:commentRangeEnd w:id="2"/>
+            <w:r>
+              <w:rPr>
+                <w:rStyle w:val="CommentReference"/>
+              </w:rPr>
+              <w:commentReference w:id="2"/>
             </w:r>
           </w:p>
           <w:p>
@@ -2199,8 +2223,16 @@
             <w:pPr>
               <w:spacing w:line="240" w:lineRule="auto"/>
             </w:pPr>
+            <w:commentRangeStart w:id="3"/>
             <w:r>
               <w:t>Copy and paste your screenshot(s) here.</w:t>
+            </w:r>
+            <w:commentRangeEnd w:id="3"/>
+            <w:r>
+              <w:rPr>
+                <w:rStyle w:val="CommentReference"/>
+              </w:rPr>
+              <w:commentReference w:id="3"/>
             </w:r>
           </w:p>
           <w:p>
@@ -2227,6 +2259,75 @@
     </w:sectPr>
   </w:body>
 </w:document>
+</file>
+
+<file path=word/comments.xml><?xml version="1.0" encoding="utf-8"?>
+<w:comments xmlns:a="http://schemas.openxmlformats.org/drawingml/2006/main" xmlns:pic="http://schemas.openxmlformats.org/drawingml/2006/picture" xmlns:r="http://schemas.openxmlformats.org/officeDocument/2006/relationships" xmlns:w="http://schemas.openxmlformats.org/wordprocessingml/2006/main" xmlns:wp="http://schemas.openxmlformats.org/drawingml/2006/wordprocessingDrawing" xmlns:mc="http://schemas.openxmlformats.org/markup-compatibility/2006" xmlns:a14="http://schemas.microsoft.com/office/drawing/2010/main" xmlns:w14="http://schemas.microsoft.com/office/word/2010/wordml" xmlns:wpc="http://schemas.microsoft.com/office/word/2010/wordprocessingCanvas">
+  <w:comment w:id="0" w:author="Teacher" w:initials="T" w:date="2026-10-30T01:17:10Z">
+    <w:p>
+      <w:pPr>
+        <w:pStyle w:val="CommentText"/>
+      </w:pPr>
+      <w:r>
+        <w:rPr>
+          <w:rStyle w:val="CommentReference"/>
+        </w:rPr>
+        <w:annotationRef/>
+      </w:r>
+      <w:r>
+        <w:t>7/10 - GetRoute() is written at the far left, so it is defined outside class Train and is not a method of the class - Train objects have no GetRoute(), and the call in GetTrains() would fail. Indent it to the same level as GetTrainIDNumber(). (-3)</w:t>
+      </w:r>
+    </w:p>
+  </w:comment>
+  <w:comment w:id="1" w:author="Teacher" w:initials="T" w:date="2026-10-30T01:17:10Z">
+    <w:p>
+      <w:pPr>
+        <w:pStyle w:val="CommentText"/>
+      </w:pPr>
+      <w:r>
+        <w:rPr>
+          <w:rStyle w:val="CommentReference"/>
+        </w:rPr>
+        <w:annotationRef/>
+      </w:r>
+      <w:r>
+        <w:t>11/13 - The logic is right, but __Trains starts as an empty list and the code writes to __Trains[__NumberTrains], which raises IndexError on the first train. Create the array with ten slots first, e.g. self.__Trains = [None] * 10. (-2)</w:t>
+      </w:r>
+    </w:p>
+  </w:comment>
+  <w:comment w:id="2" w:author="Teacher" w:initials="T" w:date="2026-10-30T01:17:10Z">
+    <w:p>
+      <w:pPr>
+        <w:pStyle w:val="CommentText"/>
+      </w:pPr>
+      <w:r>
+        <w:rPr>
+          <w:rStyle w:val="CommentReference"/>
+        </w:rPr>
+        <w:annotationRef/>
+      </w:r>
+      <w:r>
+        <w:t>18/20 - The format must match the question exactly: 'on route number', not 'on the route number'. The rest of the string building is correct. (-2)</w:t>
+      </w:r>
+    </w:p>
+  </w:comment>
+  <w:comment w:id="3" w:author="Teacher" w:initials="T" w:date="2026-10-30T01:17:10Z">
+    <w:p>
+      <w:pPr>
+        <w:pStyle w:val="CommentText"/>
+      </w:pPr>
+      <w:r>
+        <w:rPr>
+          <w:rStyle w:val="CommentReference"/>
+        </w:rPr>
+        <w:annotationRef/>
+      </w:r>
+      <w:r>
+        <w:t>0/7 - No screenshot was pasted into the box, so there is no evidence that the program was run. (-7)</w:t>
+      </w:r>
+    </w:p>
+  </w:comment>
+</w:comments>
 </file>
 
 <file path=word/endnotes.xml><?xml version="1.0" encoding="utf-8"?>
